--- a/business/for_codex/03_data_room/customers/ATOMiK_Customer_Pipeline.docx
+++ b/business/for_codex/03_data_room/customers/ATOMiK_Customer_Pipeline.docx
@@ -270,7 +270,355 @@
         <w:rPr>
           <w:sz w:val="22"/>
         </w:rPr>
-        <w:t>See outreach/ directory in repo for current status of VC and design-partner conversations.</w:t>
+        <w:t>Investor, advisor, and design-partner outreach notes should be kept in the controlled data room. Do not present conversations as pipeline unless there is a confirmed meeting, LOI, paid evaluation, or customer artifact.</w:t>
+      </w:r>
+    </w:p>
+    <w:p>
+      <w:pPr>
+        <w:pStyle w:val="Heading1"/>
+      </w:pPr>
+      <w:r>
+        <w:rPr>
+          <w:color w:val="070B12"/>
+        </w:rPr>
+        <w:t>Pipeline Tracker</w:t>
+      </w:r>
+    </w:p>
+    <w:p>
+      <w:r>
+        <w:rPr>
+          <w:sz w:val="18"/>
+        </w:rPr>
+        <w:t>Use these controlled diligence tables for updates. Keep unknowns as TBD rather than implying traction.</w:t>
+      </w:r>
+    </w:p>
+    <w:p>
+      <w:pPr>
+        <w:pStyle w:val="Heading2"/>
+      </w:pPr>
+      <w:r>
+        <w:rPr>
+          <w:color w:val="1D324A"/>
+        </w:rPr>
+        <w:t>Segment Strategy</w:t>
+      </w:r>
+    </w:p>
+    <w:tbl>
+      <w:tblPr>
+        <w:tblStyle w:val="TableGrid"/>
+        <w:tblW w:type="auto" w:w="0"/>
+        <w:tblLook w:firstColumn="1" w:firstRow="1" w:lastColumn="0" w:lastRow="0" w:noHBand="0" w:noVBand="1" w:val="04A0"/>
+      </w:tblPr>
+      <w:tblGrid>
+        <w:gridCol w:w="2196"/>
+        <w:gridCol w:w="2196"/>
+        <w:gridCol w:w="2196"/>
+        <w:gridCol w:w="2196"/>
+      </w:tblGrid>
+      <w:tr>
+        <w:tc>
+          <w:tcPr>
+            <w:tcW w:type="dxa" w:w="2196"/>
+          </w:tcPr>
+          <w:p>
+            <w:r>
+              <w:rPr>
+                <w:b/>
+                <w:sz w:val="16"/>
+              </w:rPr>
+              <w:t>Segment</w:t>
+            </w:r>
+          </w:p>
+        </w:tc>
+        <w:tc>
+          <w:tcPr>
+            <w:tcW w:type="dxa" w:w="2196"/>
+          </w:tcPr>
+          <w:p>
+            <w:r>
+              <w:rPr>
+                <w:b/>
+                <w:sz w:val="16"/>
+              </w:rPr>
+              <w:t>Primary pain</w:t>
+            </w:r>
+          </w:p>
+        </w:tc>
+        <w:tc>
+          <w:tcPr>
+            <w:tcW w:type="dxa" w:w="2196"/>
+          </w:tcPr>
+          <w:p>
+            <w:r>
+              <w:rPr>
+                <w:b/>
+                <w:sz w:val="16"/>
+              </w:rPr>
+              <w:t>Entry point</w:t>
+            </w:r>
+          </w:p>
+        </w:tc>
+        <w:tc>
+          <w:tcPr>
+            <w:tcW w:type="dxa" w:w="2196"/>
+          </w:tcPr>
+          <w:p>
+            <w:r>
+              <w:rPr>
+                <w:b/>
+                <w:sz w:val="16"/>
+              </w:rPr>
+              <w:t>Status</w:t>
+            </w:r>
+          </w:p>
+        </w:tc>
+      </w:tr>
+      <w:tr>
+        <w:tc>
+          <w:tcPr>
+            <w:tcW w:type="dxa" w:w="2196"/>
+          </w:tcPr>
+          <w:p>
+            <w:r>
+              <w:rPr>
+                <w:sz w:val="16"/>
+              </w:rPr>
+              <w:t>Edge / embedded OEM</w:t>
+            </w:r>
+          </w:p>
+        </w:tc>
+        <w:tc>
+          <w:tcPr>
+            <w:tcW w:type="dxa" w:w="2196"/>
+          </w:tcPr>
+          <w:p>
+            <w:r>
+              <w:rPr>
+                <w:sz w:val="16"/>
+              </w:rPr>
+              <w:t>Battery, heat, bandwidth</w:t>
+            </w:r>
+          </w:p>
+        </w:tc>
+        <w:tc>
+          <w:tcPr>
+            <w:tcW w:type="dxa" w:w="2196"/>
+          </w:tcPr>
+          <w:p>
+            <w:r>
+              <w:rPr>
+                <w:sz w:val="16"/>
+              </w:rPr>
+              <w:t>State-heavy device workload</w:t>
+            </w:r>
+          </w:p>
+        </w:tc>
+        <w:tc>
+          <w:tcPr>
+            <w:tcW w:type="dxa" w:w="2196"/>
+          </w:tcPr>
+          <w:p>
+            <w:r>
+              <w:rPr>
+                <w:sz w:val="16"/>
+              </w:rPr>
+              <w:t>Target</w:t>
+            </w:r>
+          </w:p>
+        </w:tc>
+      </w:tr>
+      <w:tr>
+        <w:tc>
+          <w:tcPr>
+            <w:tcW w:type="dxa" w:w="2196"/>
+          </w:tcPr>
+          <w:p>
+            <w:r>
+              <w:rPr>
+                <w:sz w:val="16"/>
+              </w:rPr>
+              <w:t>Robotics / industrial edge</w:t>
+            </w:r>
+          </w:p>
+        </w:tc>
+        <w:tc>
+          <w:tcPr>
+            <w:tcW w:type="dxa" w:w="2196"/>
+          </w:tcPr>
+          <w:p>
+            <w:r>
+              <w:rPr>
+                <w:sz w:val="16"/>
+              </w:rPr>
+              <w:t>Latency, reliability, control updates</w:t>
+            </w:r>
+          </w:p>
+        </w:tc>
+        <w:tc>
+          <w:tcPr>
+            <w:tcW w:type="dxa" w:w="2196"/>
+          </w:tcPr>
+          <w:p>
+            <w:r>
+              <w:rPr>
+                <w:sz w:val="16"/>
+              </w:rPr>
+              <w:t>Sync/control path</w:t>
+            </w:r>
+          </w:p>
+        </w:tc>
+        <w:tc>
+          <w:tcPr>
+            <w:tcW w:type="dxa" w:w="2196"/>
+          </w:tcPr>
+          <w:p>
+            <w:r>
+              <w:rPr>
+                <w:sz w:val="16"/>
+              </w:rPr>
+              <w:t>Target</w:t>
+            </w:r>
+          </w:p>
+        </w:tc>
+      </w:tr>
+      <w:tr>
+        <w:tc>
+          <w:tcPr>
+            <w:tcW w:type="dxa" w:w="2196"/>
+          </w:tcPr>
+          <w:p>
+            <w:r>
+              <w:rPr>
+                <w:sz w:val="16"/>
+              </w:rPr>
+              <w:t>Defense-adjacent remote systems</w:t>
+            </w:r>
+          </w:p>
+        </w:tc>
+        <w:tc>
+          <w:tcPr>
+            <w:tcW w:type="dxa" w:w="2196"/>
+          </w:tcPr>
+          <w:p>
+            <w:r>
+              <w:rPr>
+                <w:sz w:val="16"/>
+              </w:rPr>
+              <w:t>SWaP, packet budget, runtime</w:t>
+            </w:r>
+          </w:p>
+        </w:tc>
+        <w:tc>
+          <w:tcPr>
+            <w:tcW w:type="dxa" w:w="2196"/>
+          </w:tcPr>
+          <w:p>
+            <w:r>
+              <w:rPr>
+                <w:sz w:val="16"/>
+              </w:rPr>
+              <w:t>Remote state-transfer constraint</w:t>
+            </w:r>
+          </w:p>
+        </w:tc>
+        <w:tc>
+          <w:tcPr>
+            <w:tcW w:type="dxa" w:w="2196"/>
+          </w:tcPr>
+          <w:p>
+            <w:r>
+              <w:rPr>
+                <w:sz w:val="16"/>
+              </w:rPr>
+              <w:t>Target</w:t>
+            </w:r>
+          </w:p>
+        </w:tc>
+      </w:tr>
+      <w:tr>
+        <w:tc>
+          <w:tcPr>
+            <w:tcW w:type="dxa" w:w="2196"/>
+          </w:tcPr>
+          <w:p>
+            <w:r>
+              <w:rPr>
+                <w:sz w:val="16"/>
+              </w:rPr>
+              <w:t>AI-at-the-edge context state</w:t>
+            </w:r>
+          </w:p>
+        </w:tc>
+        <w:tc>
+          <w:tcPr>
+            <w:tcW w:type="dxa" w:w="2196"/>
+          </w:tcPr>
+          <w:p>
+            <w:r>
+              <w:rPr>
+                <w:sz w:val="16"/>
+              </w:rPr>
+              <w:t>Context movement, memory pressure</w:t>
+            </w:r>
+          </w:p>
+        </w:tc>
+        <w:tc>
+          <w:tcPr>
+            <w:tcW w:type="dxa" w:w="2196"/>
+          </w:tcPr>
+          <w:p>
+            <w:r>
+              <w:rPr>
+                <w:sz w:val="16"/>
+              </w:rPr>
+              <w:t>Representative context-state update</w:t>
+            </w:r>
+          </w:p>
+        </w:tc>
+        <w:tc>
+          <w:tcPr>
+            <w:tcW w:type="dxa" w:w="2196"/>
+          </w:tcPr>
+          <w:p>
+            <w:r>
+              <w:rPr>
+                <w:sz w:val="16"/>
+              </w:rPr>
+              <w:t>Target</w:t>
+            </w:r>
+          </w:p>
+        </w:tc>
+      </w:tr>
+    </w:tbl>
+    <w:p/>
+    <w:p>
+      <w:pPr>
+        <w:pStyle w:val="Heading2"/>
+      </w:pPr>
+      <w:r>
+        <w:rPr>
+          <w:color w:val="1D324A"/>
+        </w:rPr>
+        <w:t>Controlled Tracker</w:t>
+      </w:r>
+    </w:p>
+    <w:p>
+      <w:r>
+        <w:rPr>
+          <w:sz w:val="18"/>
+        </w:rPr>
+        <w:t>Owner for current tracker rows: Founder. Current evidence for all rows: none yet unless updated with a confirmed meeting, workload, LOI, paid evaluation, or customer artifact.</w:t>
+      </w:r>
+    </w:p>
+    <w:p>
+      <w:pPr>
+        <w:pStyle w:val="Heading2"/>
+      </w:pPr>
+      <w:r>
+        <w:rPr>
+          <w:color w:val="1D324A"/>
+        </w:rPr>
+        <w:t>Edge / Embedded OEM</w:t>
       </w:r>
     </w:p>
     <w:p>
@@ -278,7 +626,64 @@
         <w:rPr>
           <w:sz w:val="22"/>
         </w:rPr>
-        <w:t>Previous investor conversations: Chris Bolt (notes in vc_diligence_response_chris_bolt.md), Jeremy Mueller (meeting_prep_jeremy_mueller.md).</w:t>
+        <w:t>Source/status: intro, outbound, or advisor target. Next action: identify workload owner and painful constraint. Proof gate: workload map, baseline, and signed SOW. Note: do not call pipeline until meeting or artifact exists.</w:t>
+      </w:r>
+    </w:p>
+    <w:p>
+      <w:pPr>
+        <w:pStyle w:val="Heading2"/>
+      </w:pPr>
+      <w:r>
+        <w:rPr>
+          <w:color w:val="1D324A"/>
+        </w:rPr>
+        <w:t>Robotics / Industrial Edge</w:t>
+      </w:r>
+    </w:p>
+    <w:p>
+      <w:r>
+        <w:rPr>
+          <w:sz w:val="22"/>
+        </w:rPr>
+        <w:t>Source/status: advisor or outbound target. Next action: find a state-heavy sync/control path. Proof gate: trace, baseline, and success metric. Note: likely design-partner fit if the constraint is expensive.</w:t>
+      </w:r>
+    </w:p>
+    <w:p>
+      <w:pPr>
+        <w:pStyle w:val="Heading2"/>
+      </w:pPr>
+      <w:r>
+        <w:rPr>
+          <w:color w:val="1D324A"/>
+        </w:rPr>
+        <w:t>Defense-Adjacent Remote Systems</w:t>
+      </w:r>
+    </w:p>
+    <w:p>
+      <w:r>
+        <w:rPr>
+          <w:sz w:val="22"/>
+        </w:rPr>
+        <w:t>Source/status: connector or advisor target. Next action: qualify packet, radio, or SWaP constraint. Proof gate: NDA, workload map, and baseline. Note: treat as controlled; no public customer claims.</w:t>
+      </w:r>
+    </w:p>
+    <w:p>
+      <w:pPr>
+        <w:pStyle w:val="Heading2"/>
+      </w:pPr>
+      <w:r>
+        <w:rPr>
+          <w:color w:val="1D324A"/>
+        </w:rPr>
+        <w:t>AI-at-the-Edge Context State</w:t>
+      </w:r>
+    </w:p>
+    <w:p>
+      <w:r>
+        <w:rPr>
+          <w:sz w:val="22"/>
+        </w:rPr>
+        <w:t>Source/status: outbound or technical advisor target. Next action: frame as context-state update, not AI inference. Proof gate: representative trace and correctness oracle. Note: avoid generalized AI performance claims.</w:t>
       </w:r>
     </w:p>
     <w:p>
@@ -313,7 +718,7 @@
         <w:rPr>
           <w:sz w:val="22"/>
         </w:rPr>
-        <w:t>⚠️ No signed LOIs or customer contracts exist as of this writing. First signed agreement is a key pre-seed milestone.</w:t>
+        <w:t>No signed LOIs or customer contracts exist as of this writing. First signed agreement is a key pre-seed milestone.</w:t>
       </w:r>
     </w:p>
     <w:p>
@@ -332,7 +737,7 @@
         <w:rPr>
           <w:sz w:val="22"/>
         </w:rPr>
-        <w:t>The $400K customer proof budget funds the first 1–3 paid evaluations. Success metric: measured improvement on one agreed metric while preserving correctness, with raw artifacts and claims registry entry.</w:t>
+        <w:t>The $400K customer proof budget funds the first 1-3 evaluation efforts if qualified workloads are available. Success metric: measured improvement on one agreed metric while preserving correctness, with raw artifacts and a claims registry entry.</w:t>
       </w:r>
     </w:p>
     <w:sectPr>
